--- a/General Knowledge/Topic 2 - Pakistan Studies/Topic 2 - Knowledge Base.docx
+++ b/General Knowledge/Topic 2 - Pakistan Studies/Topic 2 - Knowledge Base.docx
@@ -17890,7 +17890,40 @@
         <w:t xml:space="preserve">17 September 2025</w:t>
       </w:r>
       <w:r>
-        <w:t xml:space="preserve">, Riyadh) — aggression against one is aggression against both.</w:t>
+        <w:t xml:space="preserve">, Riyadh) — aggression against one is aggression against both; widened into the </w:t>
+      </w:r>
+      <w:r>
+        <w:rPr>
+          <w:b/>
+          <w:bCs/>
+          <w:color w:val="2E7D32"/>
+        </w:rPr>
+        <w:t xml:space="preserve">Makkah Joint Defence Agreement</w:t>
+      </w:r>
+      <w:r>
+        <w:t xml:space="preserve"> with </w:t>
+      </w:r>
+      <w:r>
+        <w:rPr>
+          <w:b/>
+          <w:bCs/>
+          <w:color w:val="2E7D32"/>
+        </w:rPr>
+        <w:t xml:space="preserve">Türkiye</w:t>
+      </w:r>
+      <w:r>
+        <w:t xml:space="preserve"> (</w:t>
+      </w:r>
+      <w:r>
+        <w:rPr>
+          <w:b/>
+          <w:bCs/>
+          <w:color w:val="2E7D32"/>
+        </w:rPr>
+        <w:t xml:space="preserve">7 August 2026</w:t>
+      </w:r>
+      <w:r>
+        <w:t xml:space="preserve">).</w:t>
       </w:r>
     </w:p>
     <w:p>
